--- a/Лабораторна робота №5.docx
+++ b/Лабораторна робота №5.docx
@@ -149,7 +149,7 @@
           <w:szCs w:val="40"/>
           <w:lang w:val="en-US"/>
         </w:rPr>
-        <w:t>3</w:t>
+        <w:t>5</w:t>
       </w:r>
     </w:p>
     <w:p>
@@ -204,7 +204,7 @@
           <w:sz w:val="40"/>
           <w:szCs w:val="32"/>
         </w:rPr>
-        <w:t>НАПИСАННЯ МОДУЛЬНИХ ТЕСТІВ</w:t>
+        <w:t xml:space="preserve">НАПИСАННЯ ТЕСТІВ ДЛЯ ГРАФІЧНОГО ІНТЕРФЕЙСУ </w:t>
       </w:r>
       <w:r>
         <w:rPr>
@@ -464,17 +464,6 @@
     <w:p>
       <w:pPr>
         <w:pStyle w:val="a3"/>
-        <w:rPr>
-          <w:color w:val="000000"/>
-          <w:sz w:val="27"/>
-          <w:szCs w:val="27"/>
-          <w:lang w:val="ru-RU"/>
-        </w:rPr>
-      </w:pPr>
-    </w:p>
-    <w:p>
-      <w:pPr>
-        <w:pStyle w:val="a3"/>
         <w:jc w:val="center"/>
         <w:rPr>
           <w:color w:val="000000"/>
@@ -545,7 +534,7 @@
           <w:sz w:val="28"/>
           <w:szCs w:val="28"/>
         </w:rPr>
-        <w:t>навчитися створювати модульні тести, розібратися в існуючих інструментах для створення модульних тестів та навчитися їх обирати.</w:t>
+        <w:t>навчитися створювати UI тести, розібратися в існуючих інструментах для створення UI тестів та навчитися їх обирати.</w:t>
       </w:r>
     </w:p>
     <w:p>
@@ -610,7 +599,7 @@
           <w:sz w:val="28"/>
           <w:szCs w:val="28"/>
         </w:rPr>
-        <w:t xml:space="preserve">Згідно із вказівками вище налаштувати середовище для написання юніт-тестів. </w:t>
+        <w:t>Обрати ресурс над яким будете проводити досліди та перевіряти коректність роботи UI.</w:t>
       </w:r>
     </w:p>
     <w:p>
@@ -652,7 +641,140 @@
           <w:sz w:val="28"/>
           <w:szCs w:val="28"/>
         </w:rPr>
-        <w:t xml:space="preserve">Взяти один варіант з таблиці нижче і написати по п’ять тестів до кожної функції. Якщо Ви маєте бажання написати власну функцію – це тільки вітається, особливо коли в неї є більш-менш складна логіка яку можна протестувати кількома способами. Для легшого розуміння раджу ознайомитися з документацією за посиланням: </w:t>
+        <w:t>Написати короткі тест-кейси перевірки (можна взяти з лабораторних робіт «Якості та тестування програмного забезпечення», написати щонайменше п’ять автоматизованих UI тестів.</w:t>
+      </w:r>
+    </w:p>
+    <w:p>
+      <w:pPr>
+        <w:pStyle w:val="a3"/>
+        <w:spacing w:before="0" w:beforeAutospacing="0" w:after="0" w:afterAutospacing="0"/>
+        <w:rPr>
+          <w:b/>
+          <w:bCs/>
+          <w:color w:val="000000"/>
+          <w:sz w:val="28"/>
+          <w:szCs w:val="28"/>
+        </w:rPr>
+      </w:pPr>
+      <w:r>
+        <w:rPr>
+          <w:b/>
+          <w:bCs/>
+          <w:color w:val="000000"/>
+          <w:sz w:val="28"/>
+          <w:szCs w:val="28"/>
+        </w:rPr>
+        <w:t xml:space="preserve">Завдання третє: </w:t>
+      </w:r>
+    </w:p>
+    <w:p>
+      <w:pPr>
+        <w:pStyle w:val="a3"/>
+        <w:spacing w:before="0" w:beforeAutospacing="0" w:after="0" w:afterAutospacing="0"/>
+        <w:rPr>
+          <w:color w:val="000000"/>
+          <w:sz w:val="28"/>
+          <w:szCs w:val="28"/>
+        </w:rPr>
+      </w:pPr>
+      <w:r>
+        <w:rPr>
+          <w:color w:val="000000"/>
+          <w:sz w:val="28"/>
+          <w:szCs w:val="28"/>
+        </w:rPr>
+        <w:t>Завантажити код на власний/навчальний репозиторій GitHub, або інший схожий ресурс та поділитися посиланням.</w:t>
+      </w:r>
+      <w:r>
+        <w:rPr>
+          <w:color w:val="000000"/>
+          <w:sz w:val="28"/>
+          <w:szCs w:val="28"/>
+        </w:rPr>
+        <w:br/>
+      </w:r>
+    </w:p>
+    <w:p>
+      <w:pPr>
+        <w:pStyle w:val="a3"/>
+        <w:spacing w:before="0" w:beforeAutospacing="0" w:after="0" w:afterAutospacing="0"/>
+        <w:rPr>
+          <w:b/>
+          <w:bCs/>
+          <w:color w:val="000000"/>
+          <w:sz w:val="28"/>
+          <w:szCs w:val="28"/>
+        </w:rPr>
+      </w:pPr>
+      <w:r>
+        <w:rPr>
+          <w:b/>
+          <w:bCs/>
+          <w:color w:val="000000"/>
+          <w:sz w:val="28"/>
+          <w:szCs w:val="28"/>
+        </w:rPr>
+        <w:t>Виконання:</w:t>
+      </w:r>
+    </w:p>
+    <w:p>
+      <w:pPr>
+        <w:pStyle w:val="a3"/>
+        <w:spacing w:before="0" w:beforeAutospacing="0" w:after="0" w:afterAutospacing="0"/>
+        <w:rPr>
+          <w:b/>
+          <w:bCs/>
+          <w:color w:val="000000"/>
+          <w:sz w:val="28"/>
+          <w:szCs w:val="28"/>
+        </w:rPr>
+      </w:pPr>
+      <w:r>
+        <w:rPr>
+          <w:b/>
+          <w:bCs/>
+          <w:color w:val="000000"/>
+          <w:sz w:val="28"/>
+          <w:szCs w:val="28"/>
+        </w:rPr>
+        <w:t>Завдання перше:</w:t>
+      </w:r>
+    </w:p>
+    <w:p>
+      <w:pPr>
+        <w:pStyle w:val="a3"/>
+        <w:spacing w:before="0" w:beforeAutospacing="0" w:after="0" w:afterAutospacing="0"/>
+        <w:rPr>
+          <w:color w:val="000000"/>
+          <w:sz w:val="28"/>
+          <w:szCs w:val="28"/>
+          <w:lang w:val="en-US"/>
+        </w:rPr>
+      </w:pPr>
+      <w:r>
+        <w:rPr>
+          <w:color w:val="000000"/>
+          <w:sz w:val="28"/>
+          <w:szCs w:val="28"/>
+        </w:rPr>
+        <w:t>Тестуємо сторінку:</w:t>
+      </w:r>
+      <w:r>
+        <w:rPr>
+          <w:color w:val="000000"/>
+          <w:sz w:val="28"/>
+          <w:szCs w:val="28"/>
+        </w:rPr>
+        <w:br/>
+      </w:r>
+      <w:r>
+        <w:rPr>
+          <w:color w:val="000000"/>
+          <w:sz w:val="28"/>
+          <w:szCs w:val="28"/>
+          <w:lang w:val="en-US"/>
+        </w:rPr>
+        <w:t xml:space="preserve">Jobs DOU: </w:t>
       </w:r>
       <w:hyperlink r:id="rId5" w:history="1">
         <w:r>
@@ -660,8 +782,9 @@
             <w:rStyle w:val="a4"/>
             <w:sz w:val="28"/>
             <w:szCs w:val="28"/>
+            <w:lang w:val="en-US"/>
           </w:rPr>
-          <w:t>https://jestjs.io/docs/expect</w:t>
+          <w:t>https://jobs.dou.ua/</w:t>
         </w:r>
       </w:hyperlink>
     </w:p>
@@ -685,7 +808,8 @@
           <w:sz w:val="28"/>
           <w:szCs w:val="28"/>
         </w:rPr>
-        <w:t xml:space="preserve">Завдання третє: </w:t>
+        <w:br/>
+        <w:t>Завдання друге:</w:t>
       </w:r>
     </w:p>
     <w:p>
@@ -704,12 +828,24 @@
           <w:sz w:val="28"/>
           <w:szCs w:val="28"/>
         </w:rPr>
-        <w:t>Завантажити код на власний/навчальний репозиторій GitHub, або інший схожий ресурс та поділитися посиланням.</w:t>
+        <w:t>Тест-кейси</w:t>
+      </w:r>
+      <w:r>
+        <w:rPr>
+          <w:color w:val="000000"/>
+          <w:sz w:val="28"/>
+          <w:szCs w:val="28"/>
+        </w:rPr>
+        <w:t>:</w:t>
       </w:r>
     </w:p>
     <w:p>
       <w:pPr>
         <w:pStyle w:val="a3"/>
+        <w:numPr>
+          <w:ilvl w:val="0"/>
+          <w:numId w:val="37"/>
+        </w:numPr>
         <w:spacing w:before="0" w:beforeAutospacing="0" w:after="0" w:afterAutospacing="0"/>
         <w:rPr>
           <w:color w:val="000000"/>
@@ -717,37 +853,24 @@
           <w:szCs w:val="28"/>
         </w:rPr>
       </w:pPr>
-    </w:p>
-    <w:p>
-      <w:pPr>
-        <w:pStyle w:val="a3"/>
-        <w:spacing w:before="0" w:beforeAutospacing="0" w:after="0" w:afterAutospacing="0"/>
-        <w:rPr>
-          <w:b/>
-          <w:bCs/>
-          <w:color w:val="000000"/>
-          <w:sz w:val="28"/>
-          <w:szCs w:val="28"/>
-        </w:rPr>
-      </w:pPr>
       <w:r>
         <w:rPr>
-          <w:b/>
-          <w:bCs/>
-          <w:color w:val="000000"/>
-          <w:sz w:val="28"/>
-          <w:szCs w:val="28"/>
-        </w:rPr>
-        <w:t>Виконання:</w:t>
+          <w:color w:val="000000"/>
+          <w:sz w:val="28"/>
+          <w:szCs w:val="28"/>
+        </w:rPr>
+        <w:t xml:space="preserve">Перевірка заголовка сторінки </w:t>
       </w:r>
     </w:p>
     <w:p>
       <w:pPr>
         <w:pStyle w:val="a3"/>
+        <w:numPr>
+          <w:ilvl w:val="0"/>
+          <w:numId w:val="37"/>
+        </w:numPr>
         <w:spacing w:before="0" w:beforeAutospacing="0" w:after="0" w:afterAutospacing="0"/>
         <w:rPr>
-          <w:b/>
-          <w:bCs/>
           <w:color w:val="000000"/>
           <w:sz w:val="28"/>
           <w:szCs w:val="28"/>
@@ -755,24 +878,25 @@
       </w:pPr>
       <w:r>
         <w:rPr>
-          <w:b/>
-          <w:bCs/>
-          <w:color w:val="000000"/>
-          <w:sz w:val="28"/>
-          <w:szCs w:val="28"/>
-        </w:rPr>
-        <w:t>Завдання перше:</w:t>
+          <w:color w:val="000000"/>
+          <w:sz w:val="28"/>
+          <w:szCs w:val="28"/>
+        </w:rPr>
+        <w:t xml:space="preserve">Перевірка наявності вакансій </w:t>
       </w:r>
     </w:p>
     <w:p>
       <w:pPr>
         <w:pStyle w:val="a3"/>
+        <w:numPr>
+          <w:ilvl w:val="0"/>
+          <w:numId w:val="37"/>
+        </w:numPr>
         <w:spacing w:before="0" w:beforeAutospacing="0" w:after="0" w:afterAutospacing="0"/>
         <w:rPr>
           <w:color w:val="000000"/>
           <w:sz w:val="28"/>
           <w:szCs w:val="28"/>
-          <w:lang w:val="en-US"/>
         </w:rPr>
       </w:pPr>
       <w:r>
@@ -781,56 +905,117 @@
           <w:sz w:val="28"/>
           <w:szCs w:val="28"/>
         </w:rPr>
-        <w:t xml:space="preserve">Налаштовую середовище для написання </w:t>
+        <w:t xml:space="preserve">Перевірка що список вакансій не пустий </w:t>
       </w:r>
+    </w:p>
+    <w:p>
+      <w:pPr>
+        <w:pStyle w:val="a3"/>
+        <w:numPr>
+          <w:ilvl w:val="0"/>
+          <w:numId w:val="37"/>
+        </w:numPr>
+        <w:spacing w:before="0" w:beforeAutospacing="0" w:after="0" w:afterAutospacing="0"/>
+        <w:rPr>
+          <w:color w:val="000000"/>
+          <w:sz w:val="28"/>
+          <w:szCs w:val="28"/>
+        </w:rPr>
+      </w:pPr>
       <w:r>
         <w:rPr>
           <w:color w:val="000000"/>
           <w:sz w:val="28"/>
           <w:szCs w:val="28"/>
-          <w:lang w:val="en-US"/>
-        </w:rPr>
-        <w:t xml:space="preserve">unit </w:t>
+        </w:rPr>
+        <w:t xml:space="preserve">Перевірка пошуку вакансій </w:t>
       </w:r>
+    </w:p>
+    <w:p>
+      <w:pPr>
+        <w:pStyle w:val="a3"/>
+        <w:numPr>
+          <w:ilvl w:val="0"/>
+          <w:numId w:val="37"/>
+        </w:numPr>
+        <w:spacing w:before="0" w:beforeAutospacing="0" w:after="0" w:afterAutospacing="0"/>
+        <w:rPr>
+          <w:color w:val="000000"/>
+          <w:sz w:val="28"/>
+          <w:szCs w:val="28"/>
+        </w:rPr>
+      </w:pPr>
       <w:r>
         <w:rPr>
           <w:color w:val="000000"/>
           <w:sz w:val="28"/>
           <w:szCs w:val="28"/>
         </w:rPr>
-        <w:t xml:space="preserve">тестів в </w:t>
+        <w:t>Перевірка фільтрації (наприклад, за містом або категорією)</w:t>
       </w:r>
+    </w:p>
+    <w:p>
+      <w:pPr>
+        <w:pStyle w:val="a3"/>
+        <w:spacing w:before="0" w:beforeAutospacing="0" w:after="0" w:afterAutospacing="0"/>
+        <w:rPr>
+          <w:color w:val="000000"/>
+          <w:sz w:val="28"/>
+          <w:szCs w:val="28"/>
+        </w:rPr>
+      </w:pPr>
+    </w:p>
+    <w:p>
+      <w:pPr>
+        <w:pStyle w:val="a3"/>
+        <w:spacing w:before="0" w:beforeAutospacing="0" w:after="0" w:afterAutospacing="0"/>
+        <w:rPr>
+          <w:color w:val="000000"/>
+          <w:sz w:val="28"/>
+          <w:szCs w:val="28"/>
+        </w:rPr>
+      </w:pPr>
+    </w:p>
+    <w:p>
+      <w:pPr>
+        <w:pStyle w:val="a3"/>
+        <w:spacing w:before="0" w:beforeAutospacing="0" w:after="0" w:afterAutospacing="0"/>
+        <w:rPr>
+          <w:color w:val="000000"/>
+          <w:sz w:val="28"/>
+          <w:szCs w:val="28"/>
+        </w:rPr>
+      </w:pPr>
       <w:r>
         <w:rPr>
           <w:color w:val="000000"/>
           <w:sz w:val="28"/>
           <w:szCs w:val="28"/>
-          <w:lang w:val="en-US"/>
-        </w:rPr>
-        <w:t>Rider</w:t>
+        </w:rPr>
+        <w:t>Результат:</w:t>
       </w:r>
+    </w:p>
+    <w:p>
+      <w:pPr>
+        <w:pStyle w:val="a3"/>
+        <w:spacing w:before="0" w:beforeAutospacing="0" w:after="0" w:afterAutospacing="0"/>
+        <w:rPr>
+          <w:color w:val="000000"/>
+          <w:sz w:val="28"/>
+          <w:szCs w:val="28"/>
+        </w:rPr>
+      </w:pPr>
       <w:r>
         <w:rPr>
           <w:color w:val="000000"/>
           <w:sz w:val="28"/>
           <w:szCs w:val="28"/>
-          <w:lang w:val="en-US"/>
-        </w:rPr>
-        <w:br/>
-      </w:r>
-      <w:r>
-        <w:rPr>
-          <w:noProof/>
-          <w:color w:val="000000"/>
-          <w:sz w:val="28"/>
-          <w:szCs w:val="28"/>
-          <w:lang w:val="en-US"/>
         </w:rPr>
         <w:drawing>
-          <wp:inline distT="0" distB="0" distL="0" distR="0" wp14:anchorId="6C119914" wp14:editId="3847E424">
-            <wp:extent cx="5940425" cy="4585335"/>
-            <wp:effectExtent l="0" t="0" r="3175" b="5715"/>
-            <wp:docPr id="63971636" name="Рисунок 1"/>
+          <wp:inline distT="0" distB="0" distL="0" distR="0" wp14:anchorId="46488410" wp14:editId="72715244">
+            <wp:extent cx="5940425" cy="2066925"/>
+            <wp:effectExtent l="0" t="0" r="3175" b="9525"/>
+            <wp:docPr id="1524359098" name="Рисунок 1"/>
             <wp:cNvGraphicFramePr>
               <a:graphicFrameLocks xmlns:a="http://schemas.openxmlformats.org/drawingml/2006/main" noChangeAspect="1"/>
             </wp:cNvGraphicFramePr>
@@ -838,7 +1023,7 @@
               <a:graphicData uri="http://schemas.openxmlformats.org/drawingml/2006/picture">
                 <pic:pic xmlns:pic="http://schemas.openxmlformats.org/drawingml/2006/picture">
                   <pic:nvPicPr>
-                    <pic:cNvPr id="63971636" name=""/>
+                    <pic:cNvPr id="1524359098" name=""/>
                     <pic:cNvPicPr/>
                   </pic:nvPicPr>
                   <pic:blipFill>
@@ -850,7 +1035,7 @@
                   <pic:spPr>
                     <a:xfrm>
                       <a:off x="0" y="0"/>
-                      <a:ext cx="5940425" cy="4585335"/>
+                      <a:ext cx="5940425" cy="2066925"/>
                     </a:xfrm>
                     <a:prstGeom prst="rect">
                       <a:avLst/>
@@ -871,63 +1056,66 @@
           <w:color w:val="000000"/>
           <w:sz w:val="28"/>
           <w:szCs w:val="28"/>
+          <w:lang w:val="en-US"/>
+        </w:rPr>
+      </w:pPr>
+    </w:p>
+    <w:p>
+      <w:pPr>
+        <w:pStyle w:val="a3"/>
+        <w:spacing w:before="0" w:beforeAutospacing="0" w:after="0" w:afterAutospacing="0"/>
+        <w:rPr>
+          <w:b/>
+          <w:bCs/>
+          <w:color w:val="000000"/>
+          <w:sz w:val="28"/>
+          <w:szCs w:val="28"/>
         </w:rPr>
       </w:pPr>
       <w:r>
         <w:rPr>
-          <w:color w:val="000000"/>
-          <w:sz w:val="28"/>
-          <w:szCs w:val="28"/>
-        </w:rPr>
-        <w:t xml:space="preserve">Було створено окремий проект середовища з підключеними пакетами для </w:t>
-      </w:r>
-      <w:r>
-        <w:rPr>
-          <w:color w:val="000000"/>
-          <w:sz w:val="28"/>
-          <w:szCs w:val="28"/>
-          <w:lang w:val="en-US"/>
-        </w:rPr>
-        <w:t xml:space="preserve">unit </w:t>
-      </w:r>
-      <w:r>
-        <w:rPr>
-          <w:color w:val="000000"/>
-          <w:sz w:val="28"/>
-          <w:szCs w:val="28"/>
-        </w:rPr>
-        <w:t>тестування</w:t>
+          <w:b/>
+          <w:bCs/>
+          <w:color w:val="000000"/>
+          <w:sz w:val="28"/>
+          <w:szCs w:val="28"/>
+        </w:rPr>
+        <w:t>Завдання третє:</w:t>
       </w:r>
     </w:p>
     <w:p>
       <w:pPr>
         <w:pStyle w:val="a3"/>
-        <w:spacing w:before="0" w:beforeAutospacing="0" w:after="0" w:afterAutospacing="0"/>
-        <w:rPr>
-          <w:b/>
-          <w:bCs/>
-          <w:color w:val="000000"/>
-          <w:sz w:val="28"/>
-          <w:szCs w:val="28"/>
+        <w:spacing w:before="240" w:beforeAutospacing="0" w:after="240" w:afterAutospacing="0"/>
+        <w:rPr>
+          <w:color w:val="000000"/>
+          <w:sz w:val="28"/>
+          <w:szCs w:val="28"/>
+          <w:lang w:val="en-US"/>
         </w:rPr>
       </w:pPr>
       <w:r>
         <w:rPr>
-          <w:b/>
-          <w:bCs/>
-          <w:color w:val="000000"/>
-          <w:sz w:val="28"/>
-          <w:szCs w:val="28"/>
-        </w:rPr>
-        <w:lastRenderedPageBreak/>
-        <w:br/>
-        <w:t>Завдання друге:</w:t>
+          <w:color w:val="000000"/>
+          <w:sz w:val="28"/>
+          <w:szCs w:val="28"/>
+        </w:rPr>
+        <w:t xml:space="preserve">Готову лабораторну роботу опубліковую на </w:t>
+      </w:r>
+      <w:r>
+        <w:rPr>
+          <w:color w:val="000000"/>
+          <w:sz w:val="28"/>
+          <w:szCs w:val="28"/>
+          <w:lang w:val="en-US"/>
+        </w:rPr>
+        <w:t>GitHub</w:t>
       </w:r>
     </w:p>
     <w:p>
       <w:pPr>
         <w:pStyle w:val="a3"/>
-        <w:spacing w:before="0" w:beforeAutospacing="0" w:after="0" w:afterAutospacing="0"/>
+        <w:spacing w:before="240" w:beforeAutospacing="0" w:after="240" w:afterAutospacing="0"/>
         <w:rPr>
           <w:color w:val="000000"/>
           <w:sz w:val="28"/>
@@ -940,31 +1128,12 @@
           <w:sz w:val="28"/>
           <w:szCs w:val="28"/>
         </w:rPr>
-        <w:t>Згідно варіанту було написано по 5 тестів на кожну функцію</w:t>
-      </w:r>
-    </w:p>
-    <w:p>
-      <w:pPr>
-        <w:pStyle w:val="a3"/>
-        <w:spacing w:before="0" w:beforeAutospacing="0" w:after="0" w:afterAutospacing="0"/>
-        <w:rPr>
-          <w:color w:val="000000"/>
-          <w:sz w:val="28"/>
-          <w:szCs w:val="28"/>
-        </w:rPr>
-      </w:pPr>
-      <w:r>
-        <w:rPr>
-          <w:noProof/>
-          <w:color w:val="000000"/>
-          <w:sz w:val="28"/>
-          <w:szCs w:val="28"/>
-        </w:rPr>
+        <w:lastRenderedPageBreak/>
         <w:drawing>
-          <wp:inline distT="0" distB="0" distL="0" distR="0" wp14:anchorId="73D56E0B" wp14:editId="732D0291">
-            <wp:extent cx="5940425" cy="5422265"/>
-            <wp:effectExtent l="0" t="0" r="3175" b="6985"/>
-            <wp:docPr id="743487843" name="Рисунок 1"/>
+          <wp:inline distT="0" distB="0" distL="0" distR="0" wp14:anchorId="0B45F1DF" wp14:editId="6376852B">
+            <wp:extent cx="5940425" cy="4004310"/>
+            <wp:effectExtent l="0" t="0" r="3175" b="0"/>
+            <wp:docPr id="1515780704" name="Рисунок 1"/>
             <wp:cNvGraphicFramePr>
               <a:graphicFrameLocks xmlns:a="http://schemas.openxmlformats.org/drawingml/2006/main" noChangeAspect="1"/>
             </wp:cNvGraphicFramePr>
@@ -972,7 +1141,7 @@
               <a:graphicData uri="http://schemas.openxmlformats.org/drawingml/2006/picture">
                 <pic:pic xmlns:pic="http://schemas.openxmlformats.org/drawingml/2006/picture">
                   <pic:nvPicPr>
-                    <pic:cNvPr id="743487843" name=""/>
+                    <pic:cNvPr id="1515780704" name=""/>
                     <pic:cNvPicPr/>
                   </pic:nvPicPr>
                   <pic:blipFill>
@@ -984,7 +1153,7 @@
                   <pic:spPr>
                     <a:xfrm>
                       <a:off x="0" y="0"/>
-                      <a:ext cx="5940425" cy="5422265"/>
+                      <a:ext cx="5940425" cy="4004310"/>
                     </a:xfrm>
                     <a:prstGeom prst="rect">
                       <a:avLst/>
@@ -1000,208 +1169,6 @@
     <w:p>
       <w:pPr>
         <w:pStyle w:val="a3"/>
-        <w:spacing w:before="0" w:beforeAutospacing="0" w:after="0" w:afterAutospacing="0"/>
-        <w:rPr>
-          <w:color w:val="000000"/>
-          <w:sz w:val="28"/>
-          <w:szCs w:val="28"/>
-        </w:rPr>
-      </w:pPr>
-    </w:p>
-    <w:p>
-      <w:pPr>
-        <w:pStyle w:val="a3"/>
-        <w:spacing w:before="0" w:beforeAutospacing="0" w:after="0" w:afterAutospacing="0"/>
-        <w:rPr>
-          <w:color w:val="000000"/>
-          <w:sz w:val="28"/>
-          <w:szCs w:val="28"/>
-        </w:rPr>
-      </w:pPr>
-      <w:r>
-        <w:rPr>
-          <w:color w:val="000000"/>
-          <w:sz w:val="28"/>
-          <w:szCs w:val="28"/>
-        </w:rPr>
-        <w:t>Результат:</w:t>
-      </w:r>
-    </w:p>
-    <w:p>
-      <w:pPr>
-        <w:pStyle w:val="a3"/>
-        <w:spacing w:before="0" w:beforeAutospacing="0" w:after="0" w:afterAutospacing="0"/>
-        <w:rPr>
-          <w:color w:val="000000"/>
-          <w:sz w:val="28"/>
-          <w:szCs w:val="28"/>
-        </w:rPr>
-      </w:pPr>
-      <w:r>
-        <w:rPr>
-          <w:noProof/>
-          <w:color w:val="000000"/>
-          <w:sz w:val="28"/>
-          <w:szCs w:val="28"/>
-        </w:rPr>
-        <w:lastRenderedPageBreak/>
-        <w:drawing>
-          <wp:inline distT="0" distB="0" distL="0" distR="0" wp14:anchorId="783A5E97" wp14:editId="4BEA985A">
-            <wp:extent cx="5940425" cy="3401060"/>
-            <wp:effectExtent l="0" t="0" r="3175" b="8890"/>
-            <wp:docPr id="1059924724" name="Рисунок 1"/>
-            <wp:cNvGraphicFramePr>
-              <a:graphicFrameLocks xmlns:a="http://schemas.openxmlformats.org/drawingml/2006/main" noChangeAspect="1"/>
-            </wp:cNvGraphicFramePr>
-            <a:graphic xmlns:a="http://schemas.openxmlformats.org/drawingml/2006/main">
-              <a:graphicData uri="http://schemas.openxmlformats.org/drawingml/2006/picture">
-                <pic:pic xmlns:pic="http://schemas.openxmlformats.org/drawingml/2006/picture">
-                  <pic:nvPicPr>
-                    <pic:cNvPr id="1059924724" name=""/>
-                    <pic:cNvPicPr/>
-                  </pic:nvPicPr>
-                  <pic:blipFill>
-                    <a:blip r:embed="rId8"/>
-                    <a:stretch>
-                      <a:fillRect/>
-                    </a:stretch>
-                  </pic:blipFill>
-                  <pic:spPr>
-                    <a:xfrm>
-                      <a:off x="0" y="0"/>
-                      <a:ext cx="5940425" cy="3401060"/>
-                    </a:xfrm>
-                    <a:prstGeom prst="rect">
-                      <a:avLst/>
-                    </a:prstGeom>
-                  </pic:spPr>
-                </pic:pic>
-              </a:graphicData>
-            </a:graphic>
-          </wp:inline>
-        </w:drawing>
-      </w:r>
-    </w:p>
-    <w:p>
-      <w:pPr>
-        <w:pStyle w:val="a3"/>
-        <w:spacing w:before="0" w:beforeAutospacing="0" w:after="0" w:afterAutospacing="0"/>
-        <w:rPr>
-          <w:color w:val="000000"/>
-          <w:sz w:val="28"/>
-          <w:szCs w:val="28"/>
-        </w:rPr>
-      </w:pPr>
-    </w:p>
-    <w:p>
-      <w:pPr>
-        <w:pStyle w:val="a3"/>
-        <w:spacing w:before="0" w:beforeAutospacing="0" w:after="0" w:afterAutospacing="0"/>
-        <w:rPr>
-          <w:b/>
-          <w:bCs/>
-          <w:color w:val="000000"/>
-          <w:sz w:val="28"/>
-          <w:szCs w:val="28"/>
-        </w:rPr>
-      </w:pPr>
-      <w:r>
-        <w:rPr>
-          <w:b/>
-          <w:bCs/>
-          <w:color w:val="000000"/>
-          <w:sz w:val="28"/>
-          <w:szCs w:val="28"/>
-        </w:rPr>
-        <w:t>Завдання третє:</w:t>
-      </w:r>
-    </w:p>
-    <w:p>
-      <w:pPr>
-        <w:pStyle w:val="a3"/>
-        <w:spacing w:before="240" w:beforeAutospacing="0" w:after="240" w:afterAutospacing="0"/>
-        <w:rPr>
-          <w:color w:val="000000"/>
-          <w:sz w:val="28"/>
-          <w:szCs w:val="28"/>
-          <w:lang w:val="en-US"/>
-        </w:rPr>
-      </w:pPr>
-      <w:r>
-        <w:rPr>
-          <w:color w:val="000000"/>
-          <w:sz w:val="28"/>
-          <w:szCs w:val="28"/>
-        </w:rPr>
-        <w:t xml:space="preserve">Готову лабораторну роботу опубліковую на </w:t>
-      </w:r>
-      <w:r>
-        <w:rPr>
-          <w:color w:val="000000"/>
-          <w:sz w:val="28"/>
-          <w:szCs w:val="28"/>
-          <w:lang w:val="en-US"/>
-        </w:rPr>
-        <w:t>GitHub</w:t>
-      </w:r>
-    </w:p>
-    <w:p>
-      <w:pPr>
-        <w:pStyle w:val="a3"/>
-        <w:spacing w:before="240" w:beforeAutospacing="0" w:after="240" w:afterAutospacing="0"/>
-        <w:rPr>
-          <w:color w:val="000000"/>
-          <w:sz w:val="28"/>
-          <w:szCs w:val="28"/>
-        </w:rPr>
-      </w:pPr>
-      <w:r>
-        <w:rPr>
-          <w:noProof/>
-          <w:color w:val="000000"/>
-          <w:sz w:val="28"/>
-          <w:szCs w:val="28"/>
-        </w:rPr>
-        <w:drawing>
-          <wp:inline distT="0" distB="0" distL="0" distR="0" wp14:anchorId="74BF0CDF" wp14:editId="0E04EFBA">
-            <wp:extent cx="5940425" cy="3985895"/>
-            <wp:effectExtent l="0" t="0" r="3175" b="0"/>
-            <wp:docPr id="432854499" name="Рисунок 1"/>
-            <wp:cNvGraphicFramePr>
-              <a:graphicFrameLocks xmlns:a="http://schemas.openxmlformats.org/drawingml/2006/main" noChangeAspect="1"/>
-            </wp:cNvGraphicFramePr>
-            <a:graphic xmlns:a="http://schemas.openxmlformats.org/drawingml/2006/main">
-              <a:graphicData uri="http://schemas.openxmlformats.org/drawingml/2006/picture">
-                <pic:pic xmlns:pic="http://schemas.openxmlformats.org/drawingml/2006/picture">
-                  <pic:nvPicPr>
-                    <pic:cNvPr id="432854499" name=""/>
-                    <pic:cNvPicPr/>
-                  </pic:nvPicPr>
-                  <pic:blipFill>
-                    <a:blip r:embed="rId9"/>
-                    <a:stretch>
-                      <a:fillRect/>
-                    </a:stretch>
-                  </pic:blipFill>
-                  <pic:spPr>
-                    <a:xfrm>
-                      <a:off x="0" y="0"/>
-                      <a:ext cx="5940425" cy="3985895"/>
-                    </a:xfrm>
-                    <a:prstGeom prst="rect">
-                      <a:avLst/>
-                    </a:prstGeom>
-                  </pic:spPr>
-                </pic:pic>
-              </a:graphicData>
-            </a:graphic>
-          </wp:inline>
-        </w:drawing>
-      </w:r>
-    </w:p>
-    <w:p>
-      <w:pPr>
-        <w:pStyle w:val="a3"/>
         <w:spacing w:before="240" w:beforeAutospacing="0" w:after="240" w:afterAutospacing="0"/>
         <w:rPr>
           <w:color w:val="000000"/>
@@ -1229,7 +1196,16 @@
           <w:szCs w:val="28"/>
           <w:lang w:val="en-US"/>
         </w:rPr>
-        <w:t>https://github.com/RostikB0dnar/Fundamentals-of-Automated-Testing/tree/lab3</w:t>
+        <w:t>https://github.com/RostikB0dnar/Fundamentals-of-Automated-Testing/tree/lab</w:t>
+      </w:r>
+      <w:r>
+        <w:rPr>
+          <w:color w:val="000000"/>
+          <w:sz w:val="28"/>
+          <w:szCs w:val="28"/>
+          <w:lang w:val="en-US"/>
+        </w:rPr>
+        <w:t>5</w:t>
       </w:r>
     </w:p>
     <w:p>
@@ -1263,13 +1239,13 @@
           <w:sz w:val="28"/>
           <w:szCs w:val="28"/>
         </w:rPr>
-        <w:lastRenderedPageBreak/>
         <w:t>Висновок</w:t>
       </w:r>
     </w:p>
     <w:p>
       <w:pPr>
         <w:pStyle w:val="a3"/>
+        <w:spacing w:before="0" w:beforeAutospacing="0" w:after="240" w:afterAutospacing="0"/>
         <w:rPr>
           <w:color w:val="000000"/>
           <w:sz w:val="28"/>
@@ -1282,75 +1258,8 @@
           <w:sz w:val="28"/>
           <w:szCs w:val="28"/>
         </w:rPr>
-        <w:t>Н</w:t>
+        <w:t>У даній лабораторній роботі було реалізовано автоматизовані UI тести для веб-ресурсу DOU Jobs. Було перевірено основні сценарії взаємодії користувача, такі як перегляд вакансій, пошук та фільтрація. Для реалізації тестів було використано Playwright для .NET, що дозволяє ефективно імітувати дії користувача та перевіряти поведінку інтерфейсу. Використання UI тестування дозволяє підвищити якість програмного забезпечення та швидко виявляти помилки.</w:t>
       </w:r>
-      <w:r>
-        <w:rPr>
-          <w:color w:val="000000"/>
-          <w:sz w:val="28"/>
-          <w:szCs w:val="28"/>
-        </w:rPr>
-        <w:t>авчи</w:t>
-      </w:r>
-      <w:r>
-        <w:rPr>
-          <w:color w:val="000000"/>
-          <w:sz w:val="28"/>
-          <w:szCs w:val="28"/>
-        </w:rPr>
-        <w:t>вся</w:t>
-      </w:r>
-      <w:r>
-        <w:rPr>
-          <w:color w:val="000000"/>
-          <w:sz w:val="28"/>
-          <w:szCs w:val="28"/>
-        </w:rPr>
-        <w:t xml:space="preserve"> створювати модульні тести, розібра</w:t>
-      </w:r>
-      <w:r>
-        <w:rPr>
-          <w:color w:val="000000"/>
-          <w:sz w:val="28"/>
-          <w:szCs w:val="28"/>
-        </w:rPr>
-        <w:t>вся</w:t>
-      </w:r>
-      <w:r>
-        <w:rPr>
-          <w:color w:val="000000"/>
-          <w:sz w:val="28"/>
-          <w:szCs w:val="28"/>
-        </w:rPr>
-        <w:t xml:space="preserve"> в існуючих інструментах для створення модульних тестів та навчи</w:t>
-      </w:r>
-      <w:r>
-        <w:rPr>
-          <w:color w:val="000000"/>
-          <w:sz w:val="28"/>
-          <w:szCs w:val="28"/>
-        </w:rPr>
-        <w:t>вся</w:t>
-      </w:r>
-      <w:r>
-        <w:rPr>
-          <w:color w:val="000000"/>
-          <w:sz w:val="28"/>
-          <w:szCs w:val="28"/>
-        </w:rPr>
-        <w:t xml:space="preserve"> їх обирати.</w:t>
-      </w:r>
-    </w:p>
-    <w:p>
-      <w:pPr>
-        <w:pStyle w:val="a3"/>
-        <w:spacing w:before="0" w:beforeAutospacing="0" w:after="240" w:afterAutospacing="0"/>
-        <w:rPr>
-          <w:color w:val="000000"/>
-          <w:sz w:val="28"/>
-          <w:szCs w:val="28"/>
-        </w:rPr>
-      </w:pPr>
     </w:p>
     <w:sectPr>
       <w:pgSz w:w="11906" w:h="16838"/>
@@ -4550,6 +4459,119 @@
     </w:lvl>
   </w:abstractNum>
   <w:abstractNum w:abstractNumId="25" w15:restartNumberingAfterBreak="0">
+    <w:nsid w:val="53955344"/>
+    <w:multiLevelType w:val="multilevel"/>
+    <w:tmpl w:val="594669DE"/>
+    <w:lvl w:ilvl="0">
+      <w:start w:val="1"/>
+      <w:numFmt w:val="decimal"/>
+      <w:lvlText w:val="%1."/>
+      <w:lvlJc w:val="left"/>
+      <w:pPr>
+        <w:tabs>
+          <w:tab w:val="num" w:pos="720"/>
+        </w:tabs>
+        <w:ind w:left="720" w:hanging="360"/>
+      </w:pPr>
+    </w:lvl>
+    <w:lvl w:ilvl="1" w:tentative="1">
+      <w:start w:val="1"/>
+      <w:numFmt w:val="decimal"/>
+      <w:lvlText w:val="%2."/>
+      <w:lvlJc w:val="left"/>
+      <w:pPr>
+        <w:tabs>
+          <w:tab w:val="num" w:pos="1440"/>
+        </w:tabs>
+        <w:ind w:left="1440" w:hanging="360"/>
+      </w:pPr>
+    </w:lvl>
+    <w:lvl w:ilvl="2" w:tentative="1">
+      <w:start w:val="1"/>
+      <w:numFmt w:val="decimal"/>
+      <w:lvlText w:val="%3."/>
+      <w:lvlJc w:val="left"/>
+      <w:pPr>
+        <w:tabs>
+          <w:tab w:val="num" w:pos="2160"/>
+        </w:tabs>
+        <w:ind w:left="2160" w:hanging="360"/>
+      </w:pPr>
+    </w:lvl>
+    <w:lvl w:ilvl="3" w:tentative="1">
+      <w:start w:val="1"/>
+      <w:numFmt w:val="decimal"/>
+      <w:lvlText w:val="%4."/>
+      <w:lvlJc w:val="left"/>
+      <w:pPr>
+        <w:tabs>
+          <w:tab w:val="num" w:pos="2880"/>
+        </w:tabs>
+        <w:ind w:left="2880" w:hanging="360"/>
+      </w:pPr>
+    </w:lvl>
+    <w:lvl w:ilvl="4" w:tentative="1">
+      <w:start w:val="1"/>
+      <w:numFmt w:val="decimal"/>
+      <w:lvlText w:val="%5."/>
+      <w:lvlJc w:val="left"/>
+      <w:pPr>
+        <w:tabs>
+          <w:tab w:val="num" w:pos="3600"/>
+        </w:tabs>
+        <w:ind w:left="3600" w:hanging="360"/>
+      </w:pPr>
+    </w:lvl>
+    <w:lvl w:ilvl="5" w:tentative="1">
+      <w:start w:val="1"/>
+      <w:numFmt w:val="decimal"/>
+      <w:lvlText w:val="%6."/>
+      <w:lvlJc w:val="left"/>
+      <w:pPr>
+        <w:tabs>
+          <w:tab w:val="num" w:pos="4320"/>
+        </w:tabs>
+        <w:ind w:left="4320" w:hanging="360"/>
+      </w:pPr>
+    </w:lvl>
+    <w:lvl w:ilvl="6" w:tentative="1">
+      <w:start w:val="1"/>
+      <w:numFmt w:val="decimal"/>
+      <w:lvlText w:val="%7."/>
+      <w:lvlJc w:val="left"/>
+      <w:pPr>
+        <w:tabs>
+          <w:tab w:val="num" w:pos="5040"/>
+        </w:tabs>
+        <w:ind w:left="5040" w:hanging="360"/>
+      </w:pPr>
+    </w:lvl>
+    <w:lvl w:ilvl="7" w:tentative="1">
+      <w:start w:val="1"/>
+      <w:numFmt w:val="decimal"/>
+      <w:lvlText w:val="%8."/>
+      <w:lvlJc w:val="left"/>
+      <w:pPr>
+        <w:tabs>
+          <w:tab w:val="num" w:pos="5760"/>
+        </w:tabs>
+        <w:ind w:left="5760" w:hanging="360"/>
+      </w:pPr>
+    </w:lvl>
+    <w:lvl w:ilvl="8" w:tentative="1">
+      <w:start w:val="1"/>
+      <w:numFmt w:val="decimal"/>
+      <w:lvlText w:val="%9."/>
+      <w:lvlJc w:val="left"/>
+      <w:pPr>
+        <w:tabs>
+          <w:tab w:val="num" w:pos="6480"/>
+        </w:tabs>
+        <w:ind w:left="6480" w:hanging="360"/>
+      </w:pPr>
+    </w:lvl>
+  </w:abstractNum>
+  <w:abstractNum w:abstractNumId="26" w15:restartNumberingAfterBreak="0">
     <w:nsid w:val="59073134"/>
     <w:multiLevelType w:val="hybridMultilevel"/>
     <w:tmpl w:val="8E5E41EC"/>
@@ -4662,7 +4684,7 @@
       </w:rPr>
     </w:lvl>
   </w:abstractNum>
-  <w:abstractNum w:abstractNumId="26" w15:restartNumberingAfterBreak="0">
+  <w:abstractNum w:abstractNumId="27" w15:restartNumberingAfterBreak="0">
     <w:nsid w:val="5E4660EB"/>
     <w:multiLevelType w:val="hybridMultilevel"/>
     <w:tmpl w:val="DA42D02A"/>
@@ -4775,7 +4797,7 @@
       </w:rPr>
     </w:lvl>
   </w:abstractNum>
-  <w:abstractNum w:abstractNumId="27" w15:restartNumberingAfterBreak="0">
+  <w:abstractNum w:abstractNumId="28" w15:restartNumberingAfterBreak="0">
     <w:nsid w:val="5F6C0DEB"/>
     <w:multiLevelType w:val="hybridMultilevel"/>
     <w:tmpl w:val="4CACEBB2"/>
@@ -4888,7 +4910,7 @@
       </w:rPr>
     </w:lvl>
   </w:abstractNum>
-  <w:abstractNum w:abstractNumId="28" w15:restartNumberingAfterBreak="0">
+  <w:abstractNum w:abstractNumId="29" w15:restartNumberingAfterBreak="0">
     <w:nsid w:val="6DD540A7"/>
     <w:multiLevelType w:val="multilevel"/>
     <w:tmpl w:val="0D04CB1E"/>
@@ -5037,7 +5059,7 @@
       </w:rPr>
     </w:lvl>
   </w:abstractNum>
-  <w:abstractNum w:abstractNumId="29" w15:restartNumberingAfterBreak="0">
+  <w:abstractNum w:abstractNumId="30" w15:restartNumberingAfterBreak="0">
     <w:nsid w:val="6F2E1843"/>
     <w:multiLevelType w:val="multilevel"/>
     <w:tmpl w:val="CA409768"/>
@@ -5186,7 +5208,7 @@
       </w:rPr>
     </w:lvl>
   </w:abstractNum>
-  <w:abstractNum w:abstractNumId="30" w15:restartNumberingAfterBreak="0">
+  <w:abstractNum w:abstractNumId="31" w15:restartNumberingAfterBreak="0">
     <w:nsid w:val="77926655"/>
     <w:multiLevelType w:val="hybridMultilevel"/>
     <w:tmpl w:val="4AE0C1E8"/>
@@ -5299,7 +5321,7 @@
       </w:rPr>
     </w:lvl>
   </w:abstractNum>
-  <w:abstractNum w:abstractNumId="31" w15:restartNumberingAfterBreak="0">
+  <w:abstractNum w:abstractNumId="32" w15:restartNumberingAfterBreak="0">
     <w:nsid w:val="786461AF"/>
     <w:multiLevelType w:val="hybridMultilevel"/>
     <w:tmpl w:val="B636C6FA"/>
@@ -5411,7 +5433,7 @@
       </w:rPr>
     </w:lvl>
   </w:abstractNum>
-  <w:abstractNum w:abstractNumId="32" w15:restartNumberingAfterBreak="0">
+  <w:abstractNum w:abstractNumId="33" w15:restartNumberingAfterBreak="0">
     <w:nsid w:val="7AE16B51"/>
     <w:multiLevelType w:val="multilevel"/>
     <w:tmpl w:val="91E80264"/>
@@ -5560,7 +5582,7 @@
       </w:rPr>
     </w:lvl>
   </w:abstractNum>
-  <w:abstractNum w:abstractNumId="33" w15:restartNumberingAfterBreak="0">
+  <w:abstractNum w:abstractNumId="34" w15:restartNumberingAfterBreak="0">
     <w:nsid w:val="7B5676F8"/>
     <w:multiLevelType w:val="multilevel"/>
     <w:tmpl w:val="D152DF06"/>
@@ -5709,7 +5731,7 @@
       </w:rPr>
     </w:lvl>
   </w:abstractNum>
-  <w:abstractNum w:abstractNumId="34" w15:restartNumberingAfterBreak="0">
+  <w:abstractNum w:abstractNumId="35" w15:restartNumberingAfterBreak="0">
     <w:nsid w:val="7C326E94"/>
     <w:multiLevelType w:val="multilevel"/>
     <w:tmpl w:val="F34AE466"/>
@@ -5822,7 +5844,7 @@
       </w:pPr>
     </w:lvl>
   </w:abstractNum>
-  <w:abstractNum w:abstractNumId="35" w15:restartNumberingAfterBreak="0">
+  <w:abstractNum w:abstractNumId="36" w15:restartNumberingAfterBreak="0">
     <w:nsid w:val="7CBE5717"/>
     <w:multiLevelType w:val="multilevel"/>
     <w:tmpl w:val="9920DF12"/>
@@ -5984,16 +6006,16 @@
     <w:abstractNumId w:val="2"/>
   </w:num>
   <w:num w:numId="5" w16cid:durableId="169027770">
-    <w:abstractNumId w:val="28"/>
+    <w:abstractNumId w:val="29"/>
   </w:num>
   <w:num w:numId="6" w16cid:durableId="1382513263">
-    <w:abstractNumId w:val="32"/>
+    <w:abstractNumId w:val="33"/>
   </w:num>
   <w:num w:numId="7" w16cid:durableId="942036264">
     <w:abstractNumId w:val="5"/>
   </w:num>
   <w:num w:numId="8" w16cid:durableId="1420979649">
-    <w:abstractNumId w:val="35"/>
+    <w:abstractNumId w:val="36"/>
   </w:num>
   <w:num w:numId="9" w16cid:durableId="1749307572">
     <w:abstractNumId w:val="12"/>
@@ -6008,16 +6030,16 @@
     <w:abstractNumId w:val="19"/>
   </w:num>
   <w:num w:numId="13" w16cid:durableId="2124105745">
-    <w:abstractNumId w:val="33"/>
+    <w:abstractNumId w:val="34"/>
   </w:num>
   <w:num w:numId="14" w16cid:durableId="1325469468">
     <w:abstractNumId w:val="24"/>
   </w:num>
   <w:num w:numId="15" w16cid:durableId="1864828753">
-    <w:abstractNumId w:val="34"/>
+    <w:abstractNumId w:val="35"/>
   </w:num>
   <w:num w:numId="16" w16cid:durableId="1696543325">
-    <w:abstractNumId w:val="29"/>
+    <w:abstractNumId w:val="30"/>
   </w:num>
   <w:num w:numId="17" w16cid:durableId="711686939">
     <w:abstractNumId w:val="13"/>
@@ -6035,13 +6057,13 @@
     <w:abstractNumId w:val="4"/>
   </w:num>
   <w:num w:numId="22" w16cid:durableId="1198392672">
-    <w:abstractNumId w:val="27"/>
+    <w:abstractNumId w:val="28"/>
   </w:num>
   <w:num w:numId="23" w16cid:durableId="1552494956">
     <w:abstractNumId w:val="17"/>
   </w:num>
   <w:num w:numId="24" w16cid:durableId="1473869594">
-    <w:abstractNumId w:val="30"/>
+    <w:abstractNumId w:val="31"/>
   </w:num>
   <w:num w:numId="25" w16cid:durableId="423959153">
     <w:abstractNumId w:val="9"/>
@@ -6050,7 +6072,7 @@
     <w:abstractNumId w:val="23"/>
   </w:num>
   <w:num w:numId="27" w16cid:durableId="1455367742">
-    <w:abstractNumId w:val="25"/>
+    <w:abstractNumId w:val="26"/>
   </w:num>
   <w:num w:numId="28" w16cid:durableId="1431391267">
     <w:abstractNumId w:val="6"/>
@@ -6065,7 +6087,7 @@
     <w:abstractNumId w:val="0"/>
   </w:num>
   <w:num w:numId="32" w16cid:durableId="2105029460">
-    <w:abstractNumId w:val="26"/>
+    <w:abstractNumId w:val="27"/>
   </w:num>
   <w:num w:numId="33" w16cid:durableId="1596748194">
     <w:abstractNumId w:val="14"/>
@@ -6077,7 +6099,10 @@
     <w:abstractNumId w:val="16"/>
   </w:num>
   <w:num w:numId="36" w16cid:durableId="608045865">
-    <w:abstractNumId w:val="31"/>
+    <w:abstractNumId w:val="32"/>
+  </w:num>
+  <w:num w:numId="37" w16cid:durableId="2063750393">
+    <w:abstractNumId w:val="25"/>
   </w:num>
 </w:numbering>
 </file>
@@ -6596,7 +6621,6 @@
   <w:style w:type="character" w:default="1" w:styleId="a0">
     <w:name w:val="Default Paragraph Font"/>
     <w:uiPriority w:val="1"/>
-    <w:semiHidden/>
     <w:unhideWhenUsed/>
   </w:style>
   <w:style w:type="table" w:default="1" w:styleId="a1">

--- a/Лабораторна робота №5.docx
+++ b/Лабораторна робота №5.docx
@@ -398,7 +398,7 @@
           <w:sz w:val="28"/>
           <w:szCs w:val="28"/>
         </w:rPr>
-        <w:t>Меренько </w:t>
+        <w:t>Храбатин</w:t>
       </w:r>
       <w:r>
         <w:rPr>
@@ -406,7 +406,15 @@
           <w:sz w:val="28"/>
           <w:szCs w:val="28"/>
         </w:rPr>
-        <w:t>Б. І</w:t>
+        <w:t> </w:t>
+      </w:r>
+      <w:r>
+        <w:rPr>
+          <w:rFonts w:ascii="Times New Roman" w:hAnsi="Times New Roman" w:cs="Times New Roman"/>
+          <w:sz w:val="28"/>
+          <w:szCs w:val="28"/>
+        </w:rPr>
+        <w:t>Р. І</w:t>
       </w:r>
       <w:r>
         <w:rPr>
@@ -1007,6 +1015,7 @@
       </w:pPr>
       <w:r>
         <w:rPr>
+          <w:noProof/>
           <w:color w:val="000000"/>
           <w:sz w:val="28"/>
           <w:szCs w:val="28"/>
@@ -1124,6 +1133,7 @@
       </w:pPr>
       <w:r>
         <w:rPr>
+          <w:noProof/>
           <w:color w:val="000000"/>
           <w:sz w:val="28"/>
           <w:szCs w:val="28"/>
@@ -6621,6 +6631,7 @@
   <w:style w:type="character" w:default="1" w:styleId="a0">
     <w:name w:val="Default Paragraph Font"/>
     <w:uiPriority w:val="1"/>
+    <w:semiHidden/>
     <w:unhideWhenUsed/>
   </w:style>
   <w:style w:type="table" w:default="1" w:styleId="a1">
